--- a/02_Инструкции_на_насосы/Перевод_RU/LG50_Винтовой_вакуумный_насос_Руководство_RU.docx
+++ b/02_Инструкции_на_насосы/Перевод_RU/LG50_Винтовой_вакуумный_насос_Руководство_RU.docx
@@ -20,7 +20,7 @@
           <w:iCs/>
           <w:i/>
         </w:rPr>
-        <w:t xml:space="preserve">Перевод с китайского языка. Исходный файл: LG50干式螺杆真空泵说明书(中英）.pdf. Страниц в оригинале: 32.</w:t>
+        <w:t xml:space="preserve">Перевод с китайского языка. Исходный файл: LG50_Винтовой_вакуумный_насос_Руководство.pdf (исходное имя: LG50干式螺杆真空泵说明书(中英）.pdf). Страниц в оригинале: 32.</w:t>
       </w:r>
     </w:p>
     <w:p>
